--- a/public/downloads/pip-assessment-rubric.docx
+++ b/public/downloads/pip-assessment-rubric.docx
@@ -59,9 +59,9 @@
         </w:tblBorders>
       </w:tblPr>
       <w:tblGrid>
-        <w:gridCol w:w="2400"/>
-        <w:gridCol w:w="4200"/>
-        <w:gridCol w:w="3000"/>
+        <w:gridCol w:w="2267"/>
+        <w:gridCol w:w="3968"/>
+        <w:gridCol w:w="2834"/>
       </w:tblGrid>
       <w:tr>
         <w:trPr>
@@ -69,7 +69,7 @@
         </w:trPr>
         <w:tc>
           <w:tcPr>
-            <w:tcW w:type="dxa" w:w="2400"/>
+            <w:tcW w:type="dxa" w:w="2267"/>
             <w:shd w:fill="1F3A5F" w:color="auto" w:val="clear"/>
             <w:tcMar>
               <w:top w:type="dxa" w:w="80"/>
@@ -93,7 +93,7 @@
         </w:tc>
         <w:tc>
           <w:tcPr>
-            <w:tcW w:type="dxa" w:w="4200"/>
+            <w:tcW w:type="dxa" w:w="3968"/>
             <w:shd w:fill="1F3A5F" w:color="auto" w:val="clear"/>
             <w:tcMar>
               <w:top w:type="dxa" w:w="80"/>
@@ -117,7 +117,7 @@
         </w:tc>
         <w:tc>
           <w:tcPr>
-            <w:tcW w:type="dxa" w:w="3000"/>
+            <w:tcW w:type="dxa" w:w="2834"/>
             <w:shd w:fill="1F3A5F" w:color="auto" w:val="clear"/>
             <w:tcMar>
               <w:top w:type="dxa" w:w="80"/>
@@ -146,7 +146,7 @@
         </w:trPr>
         <w:tc>
           <w:tcPr>
-            <w:tcW w:type="dxa" w:w="2400"/>
+            <w:tcW w:type="dxa" w:w="2267"/>
             <w:tcMar>
               <w:top w:type="dxa" w:w="80"/>
               <w:left w:type="dxa" w:w="120"/>
@@ -169,7 +169,7 @@
         </w:tc>
         <w:tc>
           <w:tcPr>
-            <w:tcW w:type="dxa" w:w="4200"/>
+            <w:tcW w:type="dxa" w:w="3968"/>
             <w:tcMar>
               <w:top w:type="dxa" w:w="80"/>
               <w:left w:type="dxa" w:w="120"/>
@@ -189,7 +189,7 @@
         </w:tc>
         <w:tc>
           <w:tcPr>
-            <w:tcW w:type="dxa" w:w="3000"/>
+            <w:tcW w:type="dxa" w:w="2834"/>
             <w:tcMar>
               <w:top w:type="dxa" w:w="80"/>
               <w:left w:type="dxa" w:w="120"/>
@@ -214,7 +214,7 @@
         </w:trPr>
         <w:tc>
           <w:tcPr>
-            <w:tcW w:type="dxa" w:w="2400"/>
+            <w:tcW w:type="dxa" w:w="2267"/>
             <w:tcMar>
               <w:top w:type="dxa" w:w="80"/>
               <w:left w:type="dxa" w:w="120"/>
@@ -237,7 +237,7 @@
         </w:tc>
         <w:tc>
           <w:tcPr>
-            <w:tcW w:type="dxa" w:w="4200"/>
+            <w:tcW w:type="dxa" w:w="3968"/>
             <w:tcMar>
               <w:top w:type="dxa" w:w="80"/>
               <w:left w:type="dxa" w:w="120"/>
@@ -257,7 +257,7 @@
         </w:tc>
         <w:tc>
           <w:tcPr>
-            <w:tcW w:type="dxa" w:w="3000"/>
+            <w:tcW w:type="dxa" w:w="2834"/>
             <w:tcMar>
               <w:top w:type="dxa" w:w="80"/>
               <w:left w:type="dxa" w:w="120"/>
@@ -282,7 +282,7 @@
         </w:trPr>
         <w:tc>
           <w:tcPr>
-            <w:tcW w:type="dxa" w:w="2400"/>
+            <w:tcW w:type="dxa" w:w="2267"/>
             <w:tcMar>
               <w:top w:type="dxa" w:w="80"/>
               <w:left w:type="dxa" w:w="120"/>
@@ -305,7 +305,7 @@
         </w:tc>
         <w:tc>
           <w:tcPr>
-            <w:tcW w:type="dxa" w:w="4200"/>
+            <w:tcW w:type="dxa" w:w="3968"/>
             <w:tcMar>
               <w:top w:type="dxa" w:w="80"/>
               <w:left w:type="dxa" w:w="120"/>
@@ -325,7 +325,7 @@
         </w:tc>
         <w:tc>
           <w:tcPr>
-            <w:tcW w:type="dxa" w:w="3000"/>
+            <w:tcW w:type="dxa" w:w="2834"/>
             <w:tcMar>
               <w:top w:type="dxa" w:w="80"/>
               <w:left w:type="dxa" w:w="120"/>
@@ -350,7 +350,7 @@
         </w:trPr>
         <w:tc>
           <w:tcPr>
-            <w:tcW w:type="dxa" w:w="2400"/>
+            <w:tcW w:type="dxa" w:w="2267"/>
             <w:tcMar>
               <w:top w:type="dxa" w:w="80"/>
               <w:left w:type="dxa" w:w="120"/>
@@ -373,7 +373,7 @@
         </w:tc>
         <w:tc>
           <w:tcPr>
-            <w:tcW w:type="dxa" w:w="4200"/>
+            <w:tcW w:type="dxa" w:w="3968"/>
             <w:tcMar>
               <w:top w:type="dxa" w:w="80"/>
               <w:left w:type="dxa" w:w="120"/>
@@ -393,7 +393,7 @@
         </w:tc>
         <w:tc>
           <w:tcPr>
-            <w:tcW w:type="dxa" w:w="3000"/>
+            <w:tcW w:type="dxa" w:w="2834"/>
             <w:tcMar>
               <w:top w:type="dxa" w:w="80"/>
               <w:left w:type="dxa" w:w="120"/>
